--- a/LABlogbook.docx
+++ b/LABlogbook.docx
@@ -222,6 +222,7 @@
       </w:r>
       <w:r>
         <w:rPr>
+          <w:noProof/>
           <w:sz w:val="44"/>
           <w:szCs w:val="44"/>
           <w:u w:val="single"/>
@@ -408,6 +409,7 @@
       </w:pPr>
       <w:r>
         <w:rPr>
+          <w:noProof/>
           <w:sz w:val="44"/>
           <w:szCs w:val="44"/>
           <w:u w:val="single"/>
@@ -460,6 +462,7 @@
       </w:pPr>
       <w:r>
         <w:rPr>
+          <w:noProof/>
           <w:sz w:val="44"/>
           <w:szCs w:val="44"/>
           <w:u w:val="single"/>
@@ -642,6 +645,7 @@
       </w:pPr>
       <w:r>
         <w:rPr>
+          <w:noProof/>
           <w:sz w:val="44"/>
           <w:szCs w:val="44"/>
           <w:u w:val="single"/>
@@ -776,21 +780,7 @@
           <w:sz w:val="40"/>
           <w:szCs w:val="40"/>
         </w:rPr>
-        <w:t>epochs</w:t>
-      </w:r>
-      <w:r>
-        <w:rPr>
-          <w:sz w:val="40"/>
-          <w:szCs w:val="40"/>
-        </w:rPr>
-        <w:t xml:space="preserve"> for training</w:t>
-      </w:r>
-      <w:r>
-        <w:rPr>
-          <w:sz w:val="40"/>
-          <w:szCs w:val="40"/>
-        </w:rPr>
-        <w:t xml:space="preserve"> should be around 4 to 6 epochs.</w:t>
+        <w:t>epochs for training should be around 4 to 6 epochs.</w:t>
       </w:r>
     </w:p>
     <w:p>
@@ -958,6 +948,7 @@
       </w:pPr>
       <w:r>
         <w:rPr>
+          <w:noProof/>
           <w:sz w:val="44"/>
           <w:szCs w:val="44"/>
           <w:u w:val="single"/>
@@ -1010,6 +1001,7 @@
       </w:pPr>
       <w:r>
         <w:rPr>
+          <w:noProof/>
           <w:sz w:val="44"/>
           <w:szCs w:val="44"/>
           <w:u w:val="single"/>
@@ -1062,6 +1054,7 @@
       </w:pPr>
       <w:r>
         <w:rPr>
+          <w:noProof/>
           <w:sz w:val="44"/>
           <w:szCs w:val="44"/>
           <w:u w:val="single"/>
@@ -1180,14 +1173,7 @@
           <w:sz w:val="36"/>
           <w:szCs w:val="36"/>
         </w:rPr>
-        <w:t xml:space="preserve">Optimal Number of Epochs </w:t>
-      </w:r>
-      <w:r>
-        <w:rPr>
-          <w:sz w:val="36"/>
-          <w:szCs w:val="36"/>
-        </w:rPr>
-        <w:t>is 6 for this analysis</w:t>
+        <w:t>Optimal Number of Epochs is 6 for this analysis</w:t>
       </w:r>
     </w:p>
     <w:p>
@@ -1467,7 +1453,7 @@
           <w:sz w:val="32"/>
           <w:szCs w:val="32"/>
         </w:rPr>
-        <w:t>The o</w:t>
+        <w:t xml:space="preserve">The optimal number of epochs for training VVG16 model would be </w:t>
       </w:r>
       <w:r>
         <w:rPr>
@@ -1477,7 +1463,7 @@
           <w:sz w:val="32"/>
           <w:szCs w:val="32"/>
         </w:rPr>
-        <w:t xml:space="preserve">ptimal </w:t>
+        <w:t>25</w:t>
       </w:r>
       <w:r>
         <w:rPr>
@@ -1487,46 +1473,6 @@
           <w:sz w:val="32"/>
           <w:szCs w:val="32"/>
         </w:rPr>
-        <w:t>number of e</w:t>
-      </w:r>
-      <w:r>
-        <w:rPr>
-          <w:rStyle w:val="Strong"/>
-          <w:b w:val="0"/>
-          <w:bCs w:val="0"/>
-          <w:sz w:val="32"/>
-          <w:szCs w:val="32"/>
-        </w:rPr>
-        <w:t>pochs</w:t>
-      </w:r>
-      <w:r>
-        <w:rPr>
-          <w:rStyle w:val="Strong"/>
-          <w:b w:val="0"/>
-          <w:bCs w:val="0"/>
-          <w:sz w:val="32"/>
-          <w:szCs w:val="32"/>
-        </w:rPr>
-        <w:t xml:space="preserve"> for training VVG16 model would be </w:t>
-      </w:r>
-      <w:r>
-        <w:rPr>
-          <w:rStyle w:val="Strong"/>
-          <w:b w:val="0"/>
-          <w:bCs w:val="0"/>
-          <w:sz w:val="32"/>
-          <w:szCs w:val="32"/>
-        </w:rPr>
-        <w:t>25</w:t>
-      </w:r>
-      <w:r>
-        <w:rPr>
-          <w:rStyle w:val="Strong"/>
-          <w:b w:val="0"/>
-          <w:bCs w:val="0"/>
-          <w:sz w:val="32"/>
-          <w:szCs w:val="32"/>
-        </w:rPr>
         <w:t xml:space="preserve"> </w:t>
       </w:r>
     </w:p>
@@ -1541,6 +1487,7 @@
       </w:pPr>
       <w:r>
         <w:rPr>
+          <w:noProof/>
           <w:sz w:val="44"/>
           <w:szCs w:val="44"/>
           <w:u w:val="single"/>
@@ -1620,24 +1567,457 @@
           <w:u w:val="single"/>
         </w:rPr>
       </w:pPr>
-    </w:p>
-    <w:p>
-      <w:pPr>
-        <w:jc w:val="both"/>
-        <w:rPr>
-          <w:sz w:val="44"/>
-          <w:szCs w:val="44"/>
-          <w:u w:val="single"/>
-        </w:rPr>
-      </w:pPr>
-      <w:r>
-        <w:rPr>
-          <w:sz w:val="44"/>
-          <w:szCs w:val="44"/>
-          <w:u w:val="single"/>
-        </w:rPr>
+      <w:r>
+        <w:rPr>
+          <w:noProof/>
+          <w:sz w:val="44"/>
+          <w:szCs w:val="44"/>
+          <w:u w:val="single"/>
+        </w:rPr>
+        <w:drawing>
+          <wp:inline distT="0" distB="0" distL="0" distR="0" wp14:anchorId="6A6CCDB8" wp14:editId="5FEF566B">
+            <wp:extent cx="5731510" cy="1750695"/>
+            <wp:effectExtent l="0" t="0" r="2540" b="1905"/>
+            <wp:docPr id="933502352" name="Picture 1" descr="A screenshot of a computer&#10;&#10;AI-generated content may be incorrect."/>
+            <wp:cNvGraphicFramePr>
+              <a:graphicFrameLocks xmlns:a="http://schemas.openxmlformats.org/drawingml/2006/main" noChangeAspect="1"/>
+            </wp:cNvGraphicFramePr>
+            <a:graphic xmlns:a="http://schemas.openxmlformats.org/drawingml/2006/main">
+              <a:graphicData uri="http://schemas.openxmlformats.org/drawingml/2006/picture">
+                <pic:pic xmlns:pic="http://schemas.openxmlformats.org/drawingml/2006/picture">
+                  <pic:nvPicPr>
+                    <pic:cNvPr id="933502352" name="Picture 1" descr="A screenshot of a computer&#10;&#10;AI-generated content may be incorrect."/>
+                    <pic:cNvPicPr/>
+                  </pic:nvPicPr>
+                  <pic:blipFill>
+                    <a:blip r:embed="rId22"/>
+                    <a:stretch>
+                      <a:fillRect/>
+                    </a:stretch>
+                  </pic:blipFill>
+                  <pic:spPr>
+                    <a:xfrm>
+                      <a:off x="0" y="0"/>
+                      <a:ext cx="5731510" cy="1750695"/>
+                    </a:xfrm>
+                    <a:prstGeom prst="rect">
+                      <a:avLst/>
+                    </a:prstGeom>
+                  </pic:spPr>
+                </pic:pic>
+              </a:graphicData>
+            </a:graphic>
+          </wp:inline>
+        </w:drawing>
+      </w:r>
+    </w:p>
+    <w:p>
+      <w:pPr>
+        <w:jc w:val="both"/>
+        <w:rPr>
+          <w:sz w:val="44"/>
+          <w:szCs w:val="44"/>
+          <w:u w:val="single"/>
+        </w:rPr>
+      </w:pPr>
+      <w:r>
+        <w:rPr>
+          <w:noProof/>
+          <w:sz w:val="44"/>
+          <w:szCs w:val="44"/>
+          <w:u w:val="single"/>
+        </w:rPr>
+        <w:drawing>
+          <wp:inline distT="0" distB="0" distL="0" distR="0" wp14:anchorId="5B4D03BE" wp14:editId="5D44E92B">
+            <wp:extent cx="5731510" cy="659130"/>
+            <wp:effectExtent l="0" t="0" r="2540" b="7620"/>
+            <wp:docPr id="1997937014" name="Picture 1"/>
+            <wp:cNvGraphicFramePr>
+              <a:graphicFrameLocks xmlns:a="http://schemas.openxmlformats.org/drawingml/2006/main" noChangeAspect="1"/>
+            </wp:cNvGraphicFramePr>
+            <a:graphic xmlns:a="http://schemas.openxmlformats.org/drawingml/2006/main">
+              <a:graphicData uri="http://schemas.openxmlformats.org/drawingml/2006/picture">
+                <pic:pic xmlns:pic="http://schemas.openxmlformats.org/drawingml/2006/picture">
+                  <pic:nvPicPr>
+                    <pic:cNvPr id="1997937014" name=""/>
+                    <pic:cNvPicPr/>
+                  </pic:nvPicPr>
+                  <pic:blipFill>
+                    <a:blip r:embed="rId23"/>
+                    <a:stretch>
+                      <a:fillRect/>
+                    </a:stretch>
+                  </pic:blipFill>
+                  <pic:spPr>
+                    <a:xfrm>
+                      <a:off x="0" y="0"/>
+                      <a:ext cx="5731510" cy="659130"/>
+                    </a:xfrm>
+                    <a:prstGeom prst="rect">
+                      <a:avLst/>
+                    </a:prstGeom>
+                  </pic:spPr>
+                </pic:pic>
+              </a:graphicData>
+            </a:graphic>
+          </wp:inline>
+        </w:drawing>
+      </w:r>
+    </w:p>
+    <w:p>
+      <w:pPr>
+        <w:jc w:val="both"/>
+        <w:rPr>
+          <w:sz w:val="44"/>
+          <w:szCs w:val="44"/>
+          <w:u w:val="single"/>
+        </w:rPr>
+      </w:pPr>
+    </w:p>
+    <w:p>
+      <w:pPr>
+        <w:jc w:val="both"/>
+        <w:rPr>
+          <w:sz w:val="44"/>
+          <w:szCs w:val="44"/>
+          <w:u w:val="single"/>
+        </w:rPr>
+      </w:pPr>
+    </w:p>
+    <w:p>
+      <w:pPr>
+        <w:jc w:val="both"/>
+        <w:rPr>
+          <w:sz w:val="44"/>
+          <w:szCs w:val="44"/>
+          <w:u w:val="single"/>
+        </w:rPr>
+      </w:pPr>
+      <w:r>
+        <w:rPr>
+          <w:sz w:val="44"/>
+          <w:szCs w:val="44"/>
+          <w:u w:val="single"/>
+        </w:rPr>
+        <w:lastRenderedPageBreak/>
         <w:t xml:space="preserve">Lab 9 </w:t>
       </w:r>
+    </w:p>
+    <w:p>
+      <w:pPr>
+        <w:jc w:val="both"/>
+        <w:rPr>
+          <w:sz w:val="44"/>
+          <w:szCs w:val="44"/>
+          <w:u w:val="single"/>
+        </w:rPr>
+      </w:pPr>
+      <w:r>
+        <w:rPr>
+          <w:sz w:val="44"/>
+          <w:szCs w:val="44"/>
+          <w:u w:val="single"/>
+        </w:rPr>
+        <w:drawing>
+          <wp:inline distT="0" distB="0" distL="0" distR="0" wp14:anchorId="0059D29E" wp14:editId="2871FA32">
+            <wp:extent cx="5731510" cy="384810"/>
+            <wp:effectExtent l="0" t="0" r="2540" b="0"/>
+            <wp:docPr id="1066118320" name="Picture 1"/>
+            <wp:cNvGraphicFramePr>
+              <a:graphicFrameLocks xmlns:a="http://schemas.openxmlformats.org/drawingml/2006/main" noChangeAspect="1"/>
+            </wp:cNvGraphicFramePr>
+            <a:graphic xmlns:a="http://schemas.openxmlformats.org/drawingml/2006/main">
+              <a:graphicData uri="http://schemas.openxmlformats.org/drawingml/2006/picture">
+                <pic:pic xmlns:pic="http://schemas.openxmlformats.org/drawingml/2006/picture">
+                  <pic:nvPicPr>
+                    <pic:cNvPr id="1066118320" name=""/>
+                    <pic:cNvPicPr/>
+                  </pic:nvPicPr>
+                  <pic:blipFill>
+                    <a:blip r:embed="rId24"/>
+                    <a:stretch>
+                      <a:fillRect/>
+                    </a:stretch>
+                  </pic:blipFill>
+                  <pic:spPr>
+                    <a:xfrm>
+                      <a:off x="0" y="0"/>
+                      <a:ext cx="5731510" cy="384810"/>
+                    </a:xfrm>
+                    <a:prstGeom prst="rect">
+                      <a:avLst/>
+                    </a:prstGeom>
+                  </pic:spPr>
+                </pic:pic>
+              </a:graphicData>
+            </a:graphic>
+          </wp:inline>
+        </w:drawing>
+      </w:r>
+    </w:p>
+    <w:p>
+      <w:pPr>
+        <w:jc w:val="both"/>
+        <w:rPr>
+          <w:noProof/>
+        </w:rPr>
+      </w:pPr>
+      <w:r>
+        <w:rPr>
+          <w:sz w:val="44"/>
+          <w:szCs w:val="44"/>
+          <w:u w:val="single"/>
+        </w:rPr>
+        <w:drawing>
+          <wp:inline distT="0" distB="0" distL="0" distR="0" wp14:anchorId="51BDC006" wp14:editId="018DB3D8">
+            <wp:extent cx="5731510" cy="3533140"/>
+            <wp:effectExtent l="0" t="0" r="2540" b="0"/>
+            <wp:docPr id="466835715" name="Picture 1" descr="A screenshot of a computer program&#10;&#10;AI-generated content may be incorrect."/>
+            <wp:cNvGraphicFramePr>
+              <a:graphicFrameLocks xmlns:a="http://schemas.openxmlformats.org/drawingml/2006/main" noChangeAspect="1"/>
+            </wp:cNvGraphicFramePr>
+            <a:graphic xmlns:a="http://schemas.openxmlformats.org/drawingml/2006/main">
+              <a:graphicData uri="http://schemas.openxmlformats.org/drawingml/2006/picture">
+                <pic:pic xmlns:pic="http://schemas.openxmlformats.org/drawingml/2006/picture">
+                  <pic:nvPicPr>
+                    <pic:cNvPr id="466835715" name="Picture 1" descr="A screenshot of a computer program&#10;&#10;AI-generated content may be incorrect."/>
+                    <pic:cNvPicPr/>
+                  </pic:nvPicPr>
+                  <pic:blipFill>
+                    <a:blip r:embed="rId25"/>
+                    <a:stretch>
+                      <a:fillRect/>
+                    </a:stretch>
+                  </pic:blipFill>
+                  <pic:spPr>
+                    <a:xfrm>
+                      <a:off x="0" y="0"/>
+                      <a:ext cx="5731510" cy="3533140"/>
+                    </a:xfrm>
+                    <a:prstGeom prst="rect">
+                      <a:avLst/>
+                    </a:prstGeom>
+                  </pic:spPr>
+                </pic:pic>
+              </a:graphicData>
+            </a:graphic>
+          </wp:inline>
+        </w:drawing>
+      </w:r>
+      <w:r>
+        <w:rPr>
+          <w:noProof/>
+        </w:rPr>
+        <w:t xml:space="preserve"> </w:t>
+      </w:r>
+      <w:r>
+        <w:rPr>
+          <w:sz w:val="44"/>
+          <w:szCs w:val="44"/>
+          <w:u w:val="single"/>
+        </w:rPr>
+        <w:drawing>
+          <wp:inline distT="0" distB="0" distL="0" distR="0" wp14:anchorId="5F6E771C" wp14:editId="4E71C2D0">
+            <wp:extent cx="5731510" cy="3450590"/>
+            <wp:effectExtent l="0" t="0" r="2540" b="0"/>
+            <wp:docPr id="676509365" name="Picture 1"/>
+            <wp:cNvGraphicFramePr>
+              <a:graphicFrameLocks xmlns:a="http://schemas.openxmlformats.org/drawingml/2006/main" noChangeAspect="1"/>
+            </wp:cNvGraphicFramePr>
+            <a:graphic xmlns:a="http://schemas.openxmlformats.org/drawingml/2006/main">
+              <a:graphicData uri="http://schemas.openxmlformats.org/drawingml/2006/picture">
+                <pic:pic xmlns:pic="http://schemas.openxmlformats.org/drawingml/2006/picture">
+                  <pic:nvPicPr>
+                    <pic:cNvPr id="676509365" name=""/>
+                    <pic:cNvPicPr/>
+                  </pic:nvPicPr>
+                  <pic:blipFill>
+                    <a:blip r:embed="rId26"/>
+                    <a:stretch>
+                      <a:fillRect/>
+                    </a:stretch>
+                  </pic:blipFill>
+                  <pic:spPr>
+                    <a:xfrm>
+                      <a:off x="0" y="0"/>
+                      <a:ext cx="5731510" cy="3450590"/>
+                    </a:xfrm>
+                    <a:prstGeom prst="rect">
+                      <a:avLst/>
+                    </a:prstGeom>
+                  </pic:spPr>
+                </pic:pic>
+              </a:graphicData>
+            </a:graphic>
+          </wp:inline>
+        </w:drawing>
+      </w:r>
+      <w:r>
+        <w:t xml:space="preserve"> </w:t>
+      </w:r>
+      <w:r>
+        <w:rPr>
+          <w:noProof/>
+        </w:rPr>
+        <w:lastRenderedPageBreak/>
+        <w:drawing>
+          <wp:inline distT="0" distB="0" distL="0" distR="0" wp14:anchorId="79849162" wp14:editId="35221E1A">
+            <wp:extent cx="5731510" cy="2820670"/>
+            <wp:effectExtent l="0" t="0" r="2540" b="0"/>
+            <wp:docPr id="1605121894" name="Picture 1" descr="A graph with lines and dots&#10;&#10;AI-generated content may be incorrect."/>
+            <wp:cNvGraphicFramePr>
+              <a:graphicFrameLocks xmlns:a="http://schemas.openxmlformats.org/drawingml/2006/main" noChangeAspect="1"/>
+            </wp:cNvGraphicFramePr>
+            <a:graphic xmlns:a="http://schemas.openxmlformats.org/drawingml/2006/main">
+              <a:graphicData uri="http://schemas.openxmlformats.org/drawingml/2006/picture">
+                <pic:pic xmlns:pic="http://schemas.openxmlformats.org/drawingml/2006/picture">
+                  <pic:nvPicPr>
+                    <pic:cNvPr id="1605121894" name="Picture 1" descr="A graph with lines and dots&#10;&#10;AI-generated content may be incorrect."/>
+                    <pic:cNvPicPr>
+                      <a:picLocks noChangeAspect="1" noChangeArrowheads="1"/>
+                    </pic:cNvPicPr>
+                  </pic:nvPicPr>
+                  <pic:blipFill>
+                    <a:blip r:embed="rId27">
+                      <a:extLst>
+                        <a:ext uri="{28A0092B-C50C-407E-A947-70E740481C1C}">
+                          <a14:useLocalDpi xmlns:a14="http://schemas.microsoft.com/office/drawing/2010/main" val="0"/>
+                        </a:ext>
+                      </a:extLst>
+                    </a:blip>
+                    <a:srcRect/>
+                    <a:stretch>
+                      <a:fillRect/>
+                    </a:stretch>
+                  </pic:blipFill>
+                  <pic:spPr bwMode="auto">
+                    <a:xfrm>
+                      <a:off x="0" y="0"/>
+                      <a:ext cx="5731510" cy="2820670"/>
+                    </a:xfrm>
+                    <a:prstGeom prst="rect">
+                      <a:avLst/>
+                    </a:prstGeom>
+                    <a:noFill/>
+                    <a:ln>
+                      <a:noFill/>
+                    </a:ln>
+                  </pic:spPr>
+                </pic:pic>
+              </a:graphicData>
+            </a:graphic>
+          </wp:inline>
+        </w:drawing>
+      </w:r>
+      <w:r>
+        <w:t xml:space="preserve"> </w:t>
+      </w:r>
+      <w:r>
+        <w:rPr>
+          <w:noProof/>
+        </w:rPr>
+        <w:drawing>
+          <wp:inline distT="0" distB="0" distL="0" distR="0" wp14:anchorId="36AEF475" wp14:editId="05FC894E">
+            <wp:extent cx="5731510" cy="2800350"/>
+            <wp:effectExtent l="0" t="0" r="2540" b="0"/>
+            <wp:docPr id="487130341" name="Picture 2" descr="A graph with blue lines and orange dots&#10;&#10;AI-generated content may be incorrect."/>
+            <wp:cNvGraphicFramePr>
+              <a:graphicFrameLocks xmlns:a="http://schemas.openxmlformats.org/drawingml/2006/main" noChangeAspect="1"/>
+            </wp:cNvGraphicFramePr>
+            <a:graphic xmlns:a="http://schemas.openxmlformats.org/drawingml/2006/main">
+              <a:graphicData uri="http://schemas.openxmlformats.org/drawingml/2006/picture">
+                <pic:pic xmlns:pic="http://schemas.openxmlformats.org/drawingml/2006/picture">
+                  <pic:nvPicPr>
+                    <pic:cNvPr id="487130341" name="Picture 2" descr="A graph with blue lines and orange dots&#10;&#10;AI-generated content may be incorrect."/>
+                    <pic:cNvPicPr>
+                      <a:picLocks noChangeAspect="1" noChangeArrowheads="1"/>
+                    </pic:cNvPicPr>
+                  </pic:nvPicPr>
+                  <pic:blipFill>
+                    <a:blip r:embed="rId28">
+                      <a:extLst>
+                        <a:ext uri="{28A0092B-C50C-407E-A947-70E740481C1C}">
+                          <a14:useLocalDpi xmlns:a14="http://schemas.microsoft.com/office/drawing/2010/main" val="0"/>
+                        </a:ext>
+                      </a:extLst>
+                    </a:blip>
+                    <a:srcRect/>
+                    <a:stretch>
+                      <a:fillRect/>
+                    </a:stretch>
+                  </pic:blipFill>
+                  <pic:spPr bwMode="auto">
+                    <a:xfrm>
+                      <a:off x="0" y="0"/>
+                      <a:ext cx="5731510" cy="2800350"/>
+                    </a:xfrm>
+                    <a:prstGeom prst="rect">
+                      <a:avLst/>
+                    </a:prstGeom>
+                    <a:noFill/>
+                    <a:ln>
+                      <a:noFill/>
+                    </a:ln>
+                  </pic:spPr>
+                </pic:pic>
+              </a:graphicData>
+            </a:graphic>
+          </wp:inline>
+        </w:drawing>
+      </w:r>
+      <w:r>
+        <w:rPr>
+          <w:noProof/>
+        </w:rPr>
+        <w:t xml:space="preserve"> </w:t>
+      </w:r>
+      <w:r>
+        <w:drawing>
+          <wp:inline distT="0" distB="0" distL="0" distR="0" wp14:anchorId="3E32DB86" wp14:editId="385CAAC3">
+            <wp:extent cx="5731510" cy="2352675"/>
+            <wp:effectExtent l="0" t="0" r="2540" b="9525"/>
+            <wp:docPr id="1515455415" name="Picture 1" descr="A screenshot of a computer&#10;&#10;AI-generated content may be incorrect."/>
+            <wp:cNvGraphicFramePr>
+              <a:graphicFrameLocks xmlns:a="http://schemas.openxmlformats.org/drawingml/2006/main" noChangeAspect="1"/>
+            </wp:cNvGraphicFramePr>
+            <a:graphic xmlns:a="http://schemas.openxmlformats.org/drawingml/2006/main">
+              <a:graphicData uri="http://schemas.openxmlformats.org/drawingml/2006/picture">
+                <pic:pic xmlns:pic="http://schemas.openxmlformats.org/drawingml/2006/picture">
+                  <pic:nvPicPr>
+                    <pic:cNvPr id="1515455415" name="Picture 1" descr="A screenshot of a computer&#10;&#10;AI-generated content may be incorrect."/>
+                    <pic:cNvPicPr/>
+                  </pic:nvPicPr>
+                  <pic:blipFill>
+                    <a:blip r:embed="rId29"/>
+                    <a:stretch>
+                      <a:fillRect/>
+                    </a:stretch>
+                  </pic:blipFill>
+                  <pic:spPr>
+                    <a:xfrm>
+                      <a:off x="0" y="0"/>
+                      <a:ext cx="5731510" cy="2352675"/>
+                    </a:xfrm>
+                    <a:prstGeom prst="rect">
+                      <a:avLst/>
+                    </a:prstGeom>
+                  </pic:spPr>
+                </pic:pic>
+              </a:graphicData>
+            </a:graphic>
+          </wp:inline>
+        </w:drawing>
+      </w:r>
+    </w:p>
+    <w:p>
+      <w:pPr>
+        <w:jc w:val="both"/>
+        <w:rPr>
+          <w:sz w:val="44"/>
+          <w:szCs w:val="44"/>
+          <w:u w:val="single"/>
+        </w:rPr>
+      </w:pPr>
     </w:p>
     <w:p>
       <w:pPr>
@@ -2136,6 +2516,7 @@
   <w:style w:type="character" w:default="1" w:styleId="DefaultParagraphFont">
     <w:name w:val="Default Paragraph Font"/>
     <w:uiPriority w:val="1"/>
+    <w:semiHidden/>
     <w:unhideWhenUsed/>
   </w:style>
   <w:style w:type="table" w:default="1" w:styleId="TableNormal">
